--- a/competition/2_2026第31屆大專校院資訊應用服務創新競賽/上傳報名資料/附件1-1_系統概述文件.docx
+++ b/competition/2_2026第31屆大專校院資訊應用服務創新競賽/上傳報名資料/附件1-1_系統概述文件.docx
@@ -266,10 +266,12 @@
     </w:p>
     <w:p>
       <w:pPr>
-        <w:overflowPunct w:val="0"/>
-        <w:adjustRightInd w:val="0"/>
-        <w:snapToGrid w:val="0"/>
-        <w:spacing w:before="60" w:after="60"/>
+        <w:pStyle w:val="a3"/>
+        <w:overflowPunct w:val="0"/>
+        <w:adjustRightInd w:val="0"/>
+        <w:snapToGrid w:val="0"/>
+        <w:spacing w:before="60" w:after="60"/>
+        <w:ind w:leftChars="236" w:left="566" w:firstLineChars="200" w:firstLine="560"/>
         <w:jc w:val="both"/>
         <w:textAlignment w:val="center"/>
         <w:rPr>
@@ -317,7 +319,7 @@
         <w:overflowPunct w:val="0"/>
         <w:adjustRightInd w:val="0"/>
         <w:snapToGrid w:val="0"/>
-        <w:spacing w:before="60" w:after="60"/>
+        <w:spacing w:before="60" w:after="60" w:line="360" w:lineRule="exact"/>
         <w:ind w:leftChars="0" w:left="1276" w:hanging="709"/>
         <w:jc w:val="both"/>
         <w:textAlignment w:val="center"/>
@@ -344,7 +346,7 @@
         <w:overflowPunct w:val="0"/>
         <w:adjustRightInd w:val="0"/>
         <w:snapToGrid w:val="0"/>
-        <w:spacing w:before="60" w:after="60"/>
+        <w:spacing w:before="60" w:after="60" w:line="360" w:lineRule="exact"/>
         <w:ind w:leftChars="0" w:left="1276" w:firstLineChars="200" w:firstLine="560"/>
         <w:jc w:val="both"/>
         <w:textAlignment w:val="center"/>
@@ -375,7 +377,7 @@
         <w:overflowPunct w:val="0"/>
         <w:adjustRightInd w:val="0"/>
         <w:snapToGrid w:val="0"/>
-        <w:spacing w:before="60" w:after="60"/>
+        <w:spacing w:before="60" w:after="60" w:line="360" w:lineRule="exact"/>
         <w:ind w:leftChars="0" w:left="1276" w:hanging="709"/>
         <w:jc w:val="both"/>
         <w:textAlignment w:val="center"/>
@@ -402,7 +404,7 @@
         <w:overflowPunct w:val="0"/>
         <w:adjustRightInd w:val="0"/>
         <w:snapToGrid w:val="0"/>
-        <w:spacing w:before="60" w:after="60"/>
+        <w:spacing w:before="60" w:after="60" w:line="360" w:lineRule="exact"/>
         <w:ind w:leftChars="0" w:left="1276" w:firstLineChars="200" w:firstLine="560"/>
         <w:jc w:val="both"/>
         <w:textAlignment w:val="center"/>
@@ -433,7 +435,7 @@
         <w:overflowPunct w:val="0"/>
         <w:adjustRightInd w:val="0"/>
         <w:snapToGrid w:val="0"/>
-        <w:spacing w:before="60" w:after="60"/>
+        <w:spacing w:before="60" w:after="60" w:line="360" w:lineRule="exact"/>
         <w:ind w:leftChars="0" w:left="1276" w:hanging="709"/>
         <w:jc w:val="both"/>
         <w:textAlignment w:val="center"/>
@@ -460,7 +462,7 @@
         <w:overflowPunct w:val="0"/>
         <w:adjustRightInd w:val="0"/>
         <w:snapToGrid w:val="0"/>
-        <w:spacing w:before="60" w:after="60"/>
+        <w:spacing w:before="60" w:after="60" w:line="360" w:lineRule="exact"/>
         <w:ind w:leftChars="0" w:left="1276" w:firstLineChars="200" w:firstLine="560"/>
         <w:jc w:val="both"/>
         <w:textAlignment w:val="center"/>
@@ -478,17 +480,7 @@
           <w:sz w:val="28"/>
           <w:szCs w:val="28"/>
         </w:rPr>
-        <w:t>櫃體以SolidWorks繪製，採雷射切割之合板與壓克力組裝；每台以一片ESP32微控制器控制四扇櫃門之電控鎖與TFT顯示螢幕，零件皆可於國內通路取得，單台電子零件約1,455至2,775</w:t>
-      </w:r>
-      <w:r>
-        <w:rPr>
-          <w:rFonts w:ascii="標楷體" w:eastAsia="標楷體" w:hAnsi="標楷體" w:hint="eastAsia"/>
-          <w:bCs/>
-          <w:sz w:val="28"/>
-          <w:szCs w:val="28"/>
-        </w:rPr>
-        <w:lastRenderedPageBreak/>
-        <w:t>元，便於複製擴點。</w:t>
+        <w:t>櫃體以SolidWorks繪製，採雷射切割之合板與壓克力組裝；每台以一片ESP32微控制器控制四扇櫃門之電控鎖與TFT顯示螢幕，零件皆可於國內通路取得，單台電子零件約1,455至2,775元，便於複製擴點。</w:t>
       </w:r>
     </w:p>
     <w:p>
@@ -519,6 +511,7 @@
           <w:sz w:val="28"/>
           <w:szCs w:val="28"/>
         </w:rPr>
+        <w:lastRenderedPageBreak/>
         <w:t>多重驗證之安全開櫃</w:t>
       </w:r>
     </w:p>
@@ -662,7 +655,43 @@
           <w:sz w:val="28"/>
           <w:szCs w:val="28"/>
         </w:rPr>
-        <w:t>整合OpenAI、Google Gemini與DeepSeek（可切換供應商），提供上架內容審核、AI客服、AI問書機器人、個人化推薦、書籍資料補齊與交易爭議分析；AI客服以關鍵字與語意混合檢索平台說明與常見問題作為回答依據。使用前須經使用者同意，並由後台控管每日呼叫上限與費用。</w:t>
+        <w:t>整合OpenAI</w:t>
+      </w:r>
+      <w:r>
+        <w:rPr>
+          <w:rFonts w:ascii="標楷體" w:eastAsia="標楷體" w:hAnsi="標楷體" w:hint="eastAsia"/>
+          <w:bCs/>
+          <w:sz w:val="28"/>
+          <w:szCs w:val="28"/>
+        </w:rPr>
+        <w:t>與</w:t>
+      </w:r>
+      <w:r>
+        <w:rPr>
+          <w:rFonts w:ascii="標楷體" w:eastAsia="標楷體" w:hAnsi="標楷體" w:hint="eastAsia"/>
+          <w:bCs/>
+          <w:sz w:val="28"/>
+          <w:szCs w:val="28"/>
+        </w:rPr>
+        <w:t>Google Gemini（可切換供應商），提供上架內容審核、AI客服、</w:t>
+      </w:r>
+      <w:r>
+        <w:rPr>
+          <w:rFonts w:ascii="標楷體" w:eastAsia="標楷體" w:hAnsi="標楷體" w:hint="eastAsia"/>
+          <w:bCs/>
+          <w:sz w:val="28"/>
+          <w:szCs w:val="28"/>
+        </w:rPr>
+        <w:t>AI書籍顧問</w:t>
+      </w:r>
+      <w:r>
+        <w:rPr>
+          <w:rFonts w:ascii="標楷體" w:eastAsia="標楷體" w:hAnsi="標楷體" w:hint="eastAsia"/>
+          <w:bCs/>
+          <w:sz w:val="28"/>
+          <w:szCs w:val="28"/>
+        </w:rPr>
+        <w:t>、個人化推薦、書籍資料補齊與交易爭議分析；AI客服以關鍵字與語意混合檢索平台說明與常見問題作為回答依據。使用前須經使用者同意，並由後台控管每日呼叫上限與費用。</w:t>
       </w:r>
     </w:p>
     <w:p>
@@ -725,10 +754,12 @@
     </w:p>
     <w:p>
       <w:pPr>
-        <w:overflowPunct w:val="0"/>
-        <w:adjustRightInd w:val="0"/>
-        <w:snapToGrid w:val="0"/>
-        <w:spacing w:before="60" w:after="60"/>
+        <w:pStyle w:val="a3"/>
+        <w:overflowPunct w:val="0"/>
+        <w:adjustRightInd w:val="0"/>
+        <w:snapToGrid w:val="0"/>
+        <w:spacing w:before="60" w:after="60"/>
+        <w:ind w:leftChars="0" w:left="1276" w:firstLineChars="200" w:firstLine="560"/>
         <w:jc w:val="both"/>
         <w:textAlignment w:val="center"/>
         <w:rPr>
@@ -974,6 +1005,7 @@
     <w:p>
       <w:pPr>
         <w:pStyle w:val="a3"/>
+        <w:pageBreakBefore/>
         <w:numPr>
           <w:ilvl w:val="0"/>
           <w:numId w:val="4"/>
@@ -982,7 +1014,7 @@
         <w:adjustRightInd w:val="0"/>
         <w:snapToGrid w:val="0"/>
         <w:spacing w:before="60" w:after="60"/>
-        <w:ind w:leftChars="0" w:left="1701" w:hanging="371"/>
+        <w:ind w:leftChars="0" w:left="1701" w:hanging="369"/>
         <w:jc w:val="both"/>
         <w:textAlignment w:val="center"/>
         <w:rPr>
@@ -1027,7 +1059,23 @@
           <w:sz w:val="28"/>
           <w:szCs w:val="28"/>
         </w:rPr>
-        <w:t>客服與個人化：AI客服、AI問書機器人、常見問題與客服工單；繁中、簡中、英、日、韓五種語系與深淺色主題。</w:t>
+        <w:t>客服與個人化：AI客服、</w:t>
+      </w:r>
+      <w:r>
+        <w:rPr>
+          <w:rFonts w:ascii="標楷體" w:eastAsia="標楷體" w:hAnsi="標楷體" w:hint="eastAsia"/>
+          <w:sz w:val="28"/>
+          <w:szCs w:val="28"/>
+        </w:rPr>
+        <w:t>AI書籍顧問</w:t>
+      </w:r>
+      <w:r>
+        <w:rPr>
+          <w:rFonts w:ascii="標楷體" w:eastAsia="標楷體" w:hAnsi="標楷體" w:hint="eastAsia"/>
+          <w:sz w:val="28"/>
+          <w:szCs w:val="28"/>
+        </w:rPr>
+        <w:t>、常見問題與客服工單；繁中、簡中、英、日、韓五種語系與深淺色主題。</w:t>
       </w:r>
     </w:p>
     <w:p>
@@ -1297,10 +1345,12 @@
     </w:p>
     <w:p>
       <w:pPr>
-        <w:overflowPunct w:val="0"/>
-        <w:adjustRightInd w:val="0"/>
-        <w:snapToGrid w:val="0"/>
-        <w:spacing w:before="60" w:after="60"/>
+        <w:pStyle w:val="a3"/>
+        <w:overflowPunct w:val="0"/>
+        <w:adjustRightInd w:val="0"/>
+        <w:snapToGrid w:val="0"/>
+        <w:spacing w:before="60" w:after="60"/>
+        <w:ind w:leftChars="0" w:left="1701"/>
         <w:jc w:val="both"/>
         <w:textAlignment w:val="center"/>
         <w:rPr>
@@ -1557,10 +1607,12 @@
     </w:p>
     <w:p>
       <w:pPr>
-        <w:overflowPunct w:val="0"/>
-        <w:adjustRightInd w:val="0"/>
-        <w:snapToGrid w:val="0"/>
-        <w:spacing w:before="60" w:after="60"/>
+        <w:pStyle w:val="a3"/>
+        <w:overflowPunct w:val="0"/>
+        <w:adjustRightInd w:val="0"/>
+        <w:snapToGrid w:val="0"/>
+        <w:spacing w:before="60" w:after="60"/>
+        <w:ind w:leftChars="0" w:left="1276"/>
         <w:jc w:val="both"/>
         <w:textAlignment w:val="center"/>
         <w:rPr>
@@ -1885,22 +1937,6 @@
         </w:rPr>
         <w:t>繪製UML。</w:t>
       </w:r>
-    </w:p>
-    <w:p>
-      <w:pPr>
-        <w:overflowPunct w:val="0"/>
-        <w:adjustRightInd w:val="0"/>
-        <w:snapToGrid w:val="0"/>
-        <w:spacing w:before="60" w:after="60"/>
-        <w:jc w:val="both"/>
-        <w:textAlignment w:val="center"/>
-        <w:rPr>
-          <w:rFonts w:ascii="標楷體" w:eastAsia="標楷體" w:hAnsi="標楷體"/>
-          <w:bCs/>
-          <w:sz w:val="28"/>
-          <w:szCs w:val="28"/>
-        </w:rPr>
-      </w:pPr>
     </w:p>
     <w:p>
       <w:pPr>
@@ -1989,7 +2025,6 @@
           <w:sz w:val="28"/>
           <w:szCs w:val="28"/>
         </w:rPr>
-        <w:lastRenderedPageBreak/>
         <w:t>系統管理員：負責會員管控、內容審核、爭議仲裁、客服、公告發布與書櫃據點維運之平台管理人員。</w:t>
       </w:r>
     </w:p>
@@ -2021,6 +2056,7 @@
           <w:sz w:val="28"/>
           <w:szCs w:val="28"/>
         </w:rPr>
+        <w:lastRenderedPageBreak/>
         <w:t>場域合作單位：提供書櫃設置空間、電力與網路之學校、圖書館、社區或商家，可藉本系統推動校園永續與資源循環。</w:t>
       </w:r>
     </w:p>
@@ -2030,6 +2066,7 @@
         <w:adjustRightInd w:val="0"/>
         <w:snapToGrid w:val="0"/>
         <w:spacing w:before="60" w:after="60"/>
+        <w:ind w:left="567"/>
         <w:jc w:val="both"/>
         <w:textAlignment w:val="center"/>
         <w:rPr>
@@ -2224,10 +2261,12 @@
     </w:p>
     <w:p>
       <w:pPr>
-        <w:overflowPunct w:val="0"/>
-        <w:adjustRightInd w:val="0"/>
-        <w:snapToGrid w:val="0"/>
-        <w:spacing w:before="60" w:after="60"/>
+        <w:pStyle w:val="a3"/>
+        <w:overflowPunct w:val="0"/>
+        <w:adjustRightInd w:val="0"/>
+        <w:snapToGrid w:val="0"/>
+        <w:spacing w:before="60" w:after="60"/>
+        <w:ind w:leftChars="0" w:left="1276"/>
         <w:jc w:val="both"/>
         <w:textAlignment w:val="center"/>
         <w:rPr>

--- a/competition/2_2026第31屆大專校院資訊應用服務創新競賽/上傳報名資料/附件1-1_系統概述文件.docx
+++ b/competition/2_2026第31屆大專校院資訊應用服務創新競賽/上傳報名資料/附件1-1_系統概述文件.docx
@@ -1740,7 +1740,25 @@
           <w:sz w:val="28"/>
           <w:szCs w:val="28"/>
         </w:rPr>
-        <w:t>AI與外部資料：OpenAI、Google Gemini、DeepSeek語言模型與向量嵌入；Google Books API與Open Library API書目資料。</w:t>
+        <w:t>AI與外部資料：OpenAI</w:t>
+      </w:r>
+      <w:r>
+        <w:rPr>
+          <w:rFonts w:ascii="標楷體" w:eastAsia="標楷體" w:hAnsi="標楷體" w:hint="eastAsia"/>
+          <w:bCs/>
+          <w:sz w:val="28"/>
+          <w:szCs w:val="28"/>
+        </w:rPr>
+        <w:t>與</w:t>
+      </w:r>
+      <w:r>
+        <w:rPr>
+          <w:rFonts w:ascii="標楷體" w:eastAsia="標楷體" w:hAnsi="標楷體" w:hint="eastAsia"/>
+          <w:bCs/>
+          <w:sz w:val="28"/>
+          <w:szCs w:val="28"/>
+        </w:rPr>
+        <w:t>Google Gemini語言模型與向量嵌入；Google Books API與Open Library API書目資料。</w:t>
       </w:r>
     </w:p>
     <w:p>
